--- a/HOMEWORK/WEEK_5/ML_HW5-Logit_02_26S.docx
+++ b/HOMEWORK/WEEK_5/ML_HW5-Logit_02_26S.docx
@@ -358,7 +358,7 @@
         </w:rPr>
         <w:lastRenderedPageBreak/>
         <w:drawing>
-          <wp:inline distT="0" distB="0" distL="0" distR="0" wp14:anchorId="03817D96" wp14:editId="7DCC980B">
+          <wp:inline distT="0" distB="0" distL="0" distR="0" wp14:anchorId="03817D96" wp14:editId="6D06E78B">
             <wp:extent cx="5488305" cy="3537585"/>
             <wp:effectExtent l="0" t="0" r="0" b="5715"/>
             <wp:docPr id="455057635" name="Picture 1" descr="A screenshot of a computer program&#10;&#10;AI-generated content may be incorrect."/>
@@ -404,7 +404,7 @@
           <w:noProof/>
         </w:rPr>
         <w:drawing>
-          <wp:inline distT="0" distB="0" distL="0" distR="0" wp14:anchorId="37398704" wp14:editId="2BE15026">
+          <wp:inline distT="0" distB="0" distL="0" distR="0" wp14:anchorId="37398704" wp14:editId="2B0EACC6">
             <wp:extent cx="5488305" cy="3905250"/>
             <wp:effectExtent l="0" t="0" r="0" b="6350"/>
             <wp:docPr id="1000698022" name="Picture 2" descr="A screenshot of a computer program&#10;&#10;AI-generated content may be incorrect."/>
@@ -448,6 +448,31 @@
     </w:p>
     <w:p>
       <w:pPr>
+        <w:spacing w:after="190" w:line="243" w:lineRule="auto"/>
+        <w:ind w:left="705"/>
+      </w:pPr>
+      <w:r>
+        <w:rPr>
+          <w:rFonts w:ascii="Times-Roman" w:eastAsiaTheme="minorEastAsia" w:hAnsi="Times-Roman" w:cs="Times-Roman"/>
+          <w:color w:val="auto"/>
+          <w:kern w:val="0"/>
+          <w:sz w:val="24"/>
+        </w:rPr>
+        <w:t>Features were standardized using standard scaler to ensure the L1 penalty was applied uniformly. Using 10-Fold Cross-Validation, the strictly regularized 3-</w:t>
+      </w:r>
+      <w:r>
+        <w:rPr>
+          <w:rFonts w:ascii="Times-Roman" w:eastAsiaTheme="minorEastAsia" w:hAnsi="Times-Roman" w:cs="Times-Roman"/>
+          <w:color w:val="auto"/>
+          <w:kern w:val="0"/>
+          <w:sz w:val="24"/>
+        </w:rPr>
+        <w:lastRenderedPageBreak/>
+        <w:t>predictor model achieved a mean accuracy of 0.9137, a Precision of 0.8006, and a Recall of 0.6333.</w:t>
+      </w:r>
+    </w:p>
+    <w:p>
+      <w:pPr>
         <w:numPr>
           <w:ilvl w:val="0"/>
           <w:numId w:val="1"/>
@@ -492,7 +517,9 @@
         <w:ind w:left="705"/>
       </w:pPr>
       <w:r>
-        <w:lastRenderedPageBreak/>
+        <w:rPr>
+          <w:noProof/>
+        </w:rPr>
         <w:drawing>
           <wp:inline distT="0" distB="0" distL="0" distR="0" wp14:anchorId="241E6BC0" wp14:editId="7ADDD62A">
             <wp:extent cx="4335389" cy="2814920"/>
@@ -597,7 +624,7 @@
         </w:rPr>
         <w:lastRenderedPageBreak/>
         <w:drawing>
-          <wp:inline distT="0" distB="0" distL="0" distR="0" wp14:anchorId="7712D94F" wp14:editId="7EE4D58C">
+          <wp:inline distT="0" distB="0" distL="0" distR="0" wp14:anchorId="7712D94F" wp14:editId="2B6A60C2">
             <wp:extent cx="5488305" cy="4152265"/>
             <wp:effectExtent l="0" t="0" r="0" b="635"/>
             <wp:docPr id="805364755" name="Picture 3" descr="A computer screen shot of text&#10;&#10;AI-generated content may be incorrect."/>
@@ -717,6 +744,24 @@
     </w:p>
     <w:p>
       <w:pPr>
+        <w:spacing w:after="168"/>
+        <w:rPr>
+          <w:rFonts w:ascii="Times New Roman" w:eastAsia="Times New Roman" w:hAnsi="Times New Roman" w:cs="Times New Roman"/>
+          <w:sz w:val="24"/>
+        </w:rPr>
+      </w:pPr>
+      <w:r>
+        <w:rPr>
+          <w:rFonts w:ascii="Times-Roman" w:eastAsiaTheme="minorEastAsia" w:hAnsi="Times-Roman" w:cs="Times-Roman"/>
+          <w:color w:val="auto"/>
+          <w:kern w:val="0"/>
+          <w:sz w:val="24"/>
+        </w:rPr>
+        <w:t>instead of running 25 separate microscope measurements, researchers only need to run these 3 specific tests to make a confident prediction. The top three surviving predictors are located at zero-indexed columns [3, 4, 6]</w:t>
+      </w:r>
+    </w:p>
+    <w:p>
+      <w:pPr>
         <w:spacing w:after="193" w:line="241" w:lineRule="auto"/>
         <w:ind w:left="705"/>
       </w:pPr>
@@ -1222,6 +1267,24 @@
           <w:sz w:val="24"/>
         </w:rPr>
       </w:pPr>
+      <w:r>
+        <w:rPr>
+          <w:rFonts w:ascii="Times-Roman" w:eastAsiaTheme="minorEastAsia" w:hAnsi="Times-Roman" w:cs="Times-Roman"/>
+          <w:color w:val="auto"/>
+          <w:kern w:val="0"/>
+          <w:sz w:val="24"/>
+        </w:rPr>
+        <w:t>Predictor 3 has a large positive weight, meaning as it increases, the log-probability of the bacterium rapidly increases. Predictor 4 is a strong negative indicator; as it increases, it forcefully drives the probability down toward zero.</w:t>
+      </w:r>
+    </w:p>
+    <w:p>
+      <w:pPr>
+        <w:spacing w:after="168"/>
+        <w:rPr>
+          <w:rFonts w:ascii="Times New Roman" w:eastAsia="Times New Roman" w:hAnsi="Times New Roman" w:cs="Times New Roman"/>
+          <w:sz w:val="24"/>
+        </w:rPr>
+      </w:pPr>
     </w:p>
     <w:p>
       <w:pPr>
@@ -1290,7 +1353,6 @@
           <w:u w:val="single" w:color="FF0000"/>
           <w:shd w:val="clear" w:color="auto" w:fill="FFFF00"/>
         </w:rPr>
-        <w:lastRenderedPageBreak/>
         <w:t>Submission Guideline:</w:t>
       </w:r>
       <w:r>
@@ -2461,6 +2523,7 @@
   <w:style w:type="character" w:default="1" w:styleId="DefaultParagraphFont">
     <w:name w:val="Default Paragraph Font"/>
     <w:uiPriority w:val="1"/>
+    <w:semiHidden/>
     <w:unhideWhenUsed/>
   </w:style>
   <w:style w:type="table" w:default="1" w:styleId="TableNormal">
